--- a/paper/cvgip2025_SGA_english_v13.docx
+++ b/paper/cvgip2025_SGA_english_v13.docx
@@ -215,6 +215,7 @@
     <w:p/>
     <w:p>
       <w:pPr>
+        <w:ind w:firstLine="360"/>
         <w:jc w:val="both"/>
         <w:rPr>
           <w:rFonts w:ascii="Times New Roman" w:eastAsia="標楷體" w:hAnsi="Times New Roman"/>
@@ -271,6 +272,7 @@
     <w:p/>
     <w:p>
       <w:pPr>
+        <w:ind w:firstLine="360"/>
         <w:jc w:val="both"/>
         <w:rPr>
           <w:rFonts w:ascii="Times New Roman" w:eastAsia="標楷體" w:hAnsi="Times New Roman"/>
@@ -450,6 +452,7 @@
     <w:p/>
     <w:p>
       <w:pPr>
+        <w:ind w:firstLine="360"/>
         <w:jc w:val="both"/>
         <w:rPr>
           <w:rFonts w:ascii="Times New Roman" w:eastAsia="標楷體" w:hAnsi="Times New Roman"/>
@@ -523,6 +526,7 @@
     <w:p/>
     <w:p>
       <w:pPr>
+        <w:ind w:firstLine="360"/>
         <w:jc w:val="both"/>
         <w:rPr>
           <w:rFonts w:ascii="Times New Roman" w:eastAsia="標楷體" w:hAnsi="Times New Roman"/>
@@ -576,6 +580,7 @@
     <w:p/>
     <w:p>
       <w:pPr>
+        <w:ind w:firstLine="360"/>
         <w:jc w:val="both"/>
         <w:rPr>
           <w:rFonts w:ascii="Times New Roman" w:eastAsia="標楷體" w:hAnsi="Times New Roman"/>
@@ -631,6 +636,7 @@
     <w:p/>
     <w:p>
       <w:pPr>
+        <w:ind w:firstLine="360"/>
         <w:jc w:val="both"/>
         <w:rPr>
           <w:rFonts w:ascii="Times New Roman" w:eastAsia="標楷體" w:hAnsi="Times New Roman"/>
@@ -702,6 +708,7 @@
     <w:p/>
     <w:p>
       <w:pPr>
+        <w:ind w:firstLine="360"/>
         <w:jc w:val="both"/>
         <w:rPr>
           <w:rFonts w:ascii="Times New Roman" w:eastAsia="標楷體" w:hAnsi="Times New Roman"/>
@@ -871,6 +878,7 @@
     <w:p/>
     <w:p>
       <w:pPr>
+        <w:ind w:firstLine="360"/>
         <w:jc w:val="both"/>
         <w:rPr>
           <w:rFonts w:ascii="Times New Roman" w:eastAsia="標楷體" w:hAnsi="Times New Roman"/>
@@ -907,6 +915,7 @@
     </w:p>
     <w:p>
       <w:pPr>
+        <w:ind w:firstLine="360"/>
         <w:jc w:val="both"/>
         <w:rPr>
           <w:rFonts w:ascii="Times New Roman" w:eastAsia="標楷體" w:hAnsi="Times New Roman"/>
@@ -1627,6 +1636,7 @@
     </w:p>
     <w:p>
       <w:pPr>
+        <w:ind w:firstLine="360"/>
         <w:jc w:val="both"/>
         <w:rPr>
           <w:rFonts w:ascii="Times New Roman" w:eastAsia="標楷體" w:hAnsi="Times New Roman"/>
@@ -1799,6 +1809,7 @@
     </w:p>
     <w:p>
       <w:pPr>
+        <w:ind w:firstLine="360"/>
         <w:jc w:val="both"/>
         <w:rPr>
           <w:rFonts w:ascii="Times New Roman" w:eastAsia="標楷體" w:hAnsi="Times New Roman"/>
@@ -2319,6 +2330,7 @@
     <w:p/>
     <w:p>
       <w:pPr>
+        <w:ind w:firstLine="360"/>
         <w:jc w:val="both"/>
         <w:rPr>
           <w:rFonts w:ascii="Times New Roman" w:eastAsia="標楷體" w:hAnsi="Times New Roman"/>
@@ -2355,6 +2367,7 @@
     <w:p/>
     <w:p>
       <w:pPr>
+        <w:ind w:firstLine="360"/>
         <w:jc w:val="both"/>
         <w:rPr>
           <w:rFonts w:ascii="Times New Roman" w:eastAsia="標楷體" w:hAnsi="Times New Roman"/>
@@ -2392,6 +2405,7 @@
     <w:p/>
     <w:p>
       <w:pPr>
+        <w:ind w:firstLine="360"/>
         <w:jc w:val="both"/>
         <w:rPr>
           <w:rFonts w:ascii="Times New Roman" w:eastAsia="標楷體" w:hAnsi="Times New Roman"/>
@@ -2814,6 +2828,7 @@
     <w:p/>
     <w:p>
       <w:pPr>
+        <w:ind w:firstLine="360"/>
         <w:jc w:val="both"/>
         <w:rPr>
           <w:rFonts w:ascii="Times New Roman" w:eastAsia="標楷體" w:hAnsi="Times New Roman"/>
@@ -2871,6 +2886,7 @@
     <w:p/>
     <w:p>
       <w:pPr>
+        <w:ind w:firstLine="360"/>
         <w:jc w:val="both"/>
         <w:rPr>
           <w:rFonts w:ascii="Times New Roman" w:eastAsia="標楷體" w:hAnsi="Times New Roman"/>
@@ -2907,6 +2923,7 @@
     </w:p>
     <w:p>
       <w:pPr>
+        <w:ind w:firstLine="360"/>
         <w:jc w:val="both"/>
         <w:rPr>
           <w:rFonts w:ascii="Times New Roman" w:eastAsia="標楷體" w:hAnsi="Times New Roman"/>
@@ -3070,6 +3087,7 @@
     </w:p>
     <w:p>
       <w:pPr>
+        <w:ind w:firstLine="360"/>
         <w:jc w:val="both"/>
         <w:rPr>
           <w:rFonts w:ascii="Times New Roman" w:eastAsia="標楷體" w:hAnsi="Times New Roman"/>
@@ -3125,6 +3143,7 @@
     <w:p/>
     <w:p>
       <w:pPr>
+        <w:ind w:firstLine="360"/>
         <w:jc w:val="both"/>
         <w:rPr>
           <w:rFonts w:ascii="Times New Roman" w:eastAsia="標楷體" w:hAnsi="Times New Roman"/>
@@ -3198,6 +3217,7 @@
     <w:p/>
     <w:p>
       <w:pPr>
+        <w:ind w:firstLine="360"/>
         <w:jc w:val="both"/>
         <w:rPr>
           <w:rFonts w:ascii="Times New Roman" w:eastAsia="標楷體" w:hAnsi="Times New Roman"/>
@@ -4097,6 +4117,7 @@
     <w:p/>
     <w:p>
       <w:pPr>
+        <w:ind w:firstLine="360"/>
         <w:jc w:val="both"/>
         <w:rPr>
           <w:rFonts w:ascii="Times New Roman" w:eastAsia="標楷體" w:hAnsi="Times New Roman"/>
@@ -4656,6 +4677,7 @@
     <w:p/>
     <w:p>
       <w:pPr>
+        <w:ind w:firstLine="360"/>
         <w:jc w:val="both"/>
         <w:rPr>
           <w:rFonts w:ascii="Times New Roman" w:eastAsia="標楷體" w:hAnsi="Times New Roman"/>
@@ -5965,6 +5987,7 @@
     <w:p/>
     <w:p>
       <w:pPr>
+        <w:ind w:firstLine="360"/>
         <w:jc w:val="both"/>
         <w:rPr>
           <w:rFonts w:ascii="Times New Roman" w:eastAsia="標楷體" w:hAnsi="Times New Roman"/>
@@ -6128,6 +6151,7 @@
     <w:p/>
     <w:p>
       <w:pPr>
+        <w:ind w:firstLine="360"/>
         <w:jc w:val="both"/>
         <w:rPr>
           <w:rFonts w:ascii="Times New Roman" w:eastAsia="標楷體" w:hAnsi="Times New Roman"/>
